--- a/docs/数据结构智能出卷系统部署与用户使用手册.docx
+++ b/docs/数据结构智能出卷系统部署与用户使用手册.docx
@@ -81,7 +81,7 @@
           </w:tcPr>
           <w:p>
             <w:pPr>
-              <w:spacing w:after="0"/>
+              <w:spacing w:after="0" w:line="360" w:lineRule="auto"/>
             </w:pPr>
             <w:r/>
             <w:r>
@@ -102,7 +102,7 @@
           </w:tcPr>
           <w:p>
             <w:pPr>
-              <w:spacing w:after="0"/>
+              <w:spacing w:after="0" w:line="360" w:lineRule="auto"/>
             </w:pPr>
             <w:r/>
             <w:r>
@@ -123,7 +123,7 @@
           </w:tcPr>
           <w:p>
             <w:pPr>
-              <w:spacing w:after="0"/>
+              <w:spacing w:after="0" w:line="360" w:lineRule="auto"/>
             </w:pPr>
             <w:r/>
             <w:r>
@@ -146,7 +146,7 @@
           </w:tcPr>
           <w:p>
             <w:pPr>
-              <w:spacing w:after="0"/>
+              <w:spacing w:after="0" w:line="360" w:lineRule="auto"/>
             </w:pPr>
             <w:r/>
             <w:r>
@@ -166,7 +166,7 @@
           </w:tcPr>
           <w:p>
             <w:pPr>
-              <w:spacing w:after="0"/>
+              <w:spacing w:after="0" w:line="360" w:lineRule="auto"/>
             </w:pPr>
             <w:r/>
             <w:r>
@@ -186,7 +186,7 @@
           </w:tcPr>
           <w:p>
             <w:pPr>
-              <w:spacing w:after="0"/>
+              <w:spacing w:after="0" w:line="360" w:lineRule="auto"/>
             </w:pPr>
             <w:r/>
             <w:r>
@@ -208,7 +208,7 @@
           </w:tcPr>
           <w:p>
             <w:pPr>
-              <w:spacing w:after="0"/>
+              <w:spacing w:after="0" w:line="360" w:lineRule="auto"/>
             </w:pPr>
             <w:r/>
             <w:r>
@@ -228,7 +228,7 @@
           </w:tcPr>
           <w:p>
             <w:pPr>
-              <w:spacing w:after="0"/>
+              <w:spacing w:after="0" w:line="360" w:lineRule="auto"/>
             </w:pPr>
             <w:r/>
             <w:r>
@@ -248,7 +248,7 @@
           </w:tcPr>
           <w:p>
             <w:pPr>
-              <w:spacing w:after="0"/>
+              <w:spacing w:after="0" w:line="360" w:lineRule="auto"/>
             </w:pPr>
             <w:r/>
             <w:r>
@@ -270,7 +270,7 @@
           </w:tcPr>
           <w:p>
             <w:pPr>
-              <w:spacing w:after="0"/>
+              <w:spacing w:after="0" w:line="360" w:lineRule="auto"/>
             </w:pPr>
             <w:r/>
             <w:r>
@@ -290,7 +290,7 @@
           </w:tcPr>
           <w:p>
             <w:pPr>
-              <w:spacing w:after="0"/>
+              <w:spacing w:after="0" w:line="360" w:lineRule="auto"/>
             </w:pPr>
             <w:r/>
             <w:r>
@@ -310,7 +310,7 @@
           </w:tcPr>
           <w:p>
             <w:pPr>
-              <w:spacing w:after="0"/>
+              <w:spacing w:after="0" w:line="360" w:lineRule="auto"/>
             </w:pPr>
             <w:r/>
             <w:r>
@@ -332,7 +332,7 @@
           </w:tcPr>
           <w:p>
             <w:pPr>
-              <w:spacing w:after="0"/>
+              <w:spacing w:after="0" w:line="360" w:lineRule="auto"/>
             </w:pPr>
             <w:r/>
             <w:r>
@@ -352,7 +352,7 @@
           </w:tcPr>
           <w:p>
             <w:pPr>
-              <w:spacing w:after="0"/>
+              <w:spacing w:after="0" w:line="360" w:lineRule="auto"/>
             </w:pPr>
             <w:r/>
             <w:r>
@@ -372,7 +372,7 @@
           </w:tcPr>
           <w:p>
             <w:pPr>
-              <w:spacing w:after="0"/>
+              <w:spacing w:after="0" w:line="360" w:lineRule="auto"/>
             </w:pPr>
             <w:r/>
             <w:r>
@@ -394,7 +394,7 @@
           </w:tcPr>
           <w:p>
             <w:pPr>
-              <w:spacing w:after="0"/>
+              <w:spacing w:after="0" w:line="360" w:lineRule="auto"/>
             </w:pPr>
             <w:r/>
             <w:r>
@@ -414,7 +414,7 @@
           </w:tcPr>
           <w:p>
             <w:pPr>
-              <w:spacing w:after="0"/>
+              <w:spacing w:after="0" w:line="360" w:lineRule="auto"/>
             </w:pPr>
             <w:r/>
             <w:r>
@@ -434,7 +434,7 @@
           </w:tcPr>
           <w:p>
             <w:pPr>
-              <w:spacing w:after="0"/>
+              <w:spacing w:after="0" w:line="360" w:lineRule="auto"/>
             </w:pPr>
             <w:r/>
             <w:r>
@@ -899,7 +899,7 @@
           </w:tcPr>
           <w:p>
             <w:pPr>
-              <w:spacing w:after="0"/>
+              <w:spacing w:after="0" w:line="360" w:lineRule="auto"/>
             </w:pPr>
             <w:r/>
             <w:r>
@@ -920,7 +920,7 @@
           </w:tcPr>
           <w:p>
             <w:pPr>
-              <w:spacing w:after="0"/>
+              <w:spacing w:after="0" w:line="360" w:lineRule="auto"/>
             </w:pPr>
             <w:r/>
             <w:r>
@@ -943,7 +943,7 @@
           </w:tcPr>
           <w:p>
             <w:pPr>
-              <w:spacing w:after="0"/>
+              <w:spacing w:after="0" w:line="360" w:lineRule="auto"/>
             </w:pPr>
             <w:r/>
             <w:r>
@@ -963,7 +963,7 @@
           </w:tcPr>
           <w:p>
             <w:pPr>
-              <w:spacing w:after="0"/>
+              <w:spacing w:after="0" w:line="360" w:lineRule="auto"/>
             </w:pPr>
             <w:r/>
             <w:r>
@@ -985,7 +985,7 @@
           </w:tcPr>
           <w:p>
             <w:pPr>
-              <w:spacing w:after="0"/>
+              <w:spacing w:after="0" w:line="360" w:lineRule="auto"/>
             </w:pPr>
             <w:r/>
             <w:r>
@@ -1005,7 +1005,7 @@
           </w:tcPr>
           <w:p>
             <w:pPr>
-              <w:spacing w:after="0"/>
+              <w:spacing w:after="0" w:line="360" w:lineRule="auto"/>
             </w:pPr>
             <w:r/>
             <w:r>
@@ -1027,7 +1027,7 @@
           </w:tcPr>
           <w:p>
             <w:pPr>
-              <w:spacing w:after="0"/>
+              <w:spacing w:after="0" w:line="360" w:lineRule="auto"/>
             </w:pPr>
             <w:r/>
             <w:r>
@@ -1047,7 +1047,7 @@
           </w:tcPr>
           <w:p>
             <w:pPr>
-              <w:spacing w:after="0"/>
+              <w:spacing w:after="0" w:line="360" w:lineRule="auto"/>
             </w:pPr>
             <w:r/>
             <w:r>
@@ -1069,7 +1069,7 @@
           </w:tcPr>
           <w:p>
             <w:pPr>
-              <w:spacing w:after="0"/>
+              <w:spacing w:after="0" w:line="360" w:lineRule="auto"/>
             </w:pPr>
             <w:r/>
             <w:r>
@@ -1089,7 +1089,7 @@
           </w:tcPr>
           <w:p>
             <w:pPr>
-              <w:spacing w:after="0"/>
+              <w:spacing w:after="0" w:line="360" w:lineRule="auto"/>
             </w:pPr>
             <w:r/>
             <w:r>
@@ -1111,7 +1111,7 @@
           </w:tcPr>
           <w:p>
             <w:pPr>
-              <w:spacing w:after="0"/>
+              <w:spacing w:after="0" w:line="360" w:lineRule="auto"/>
             </w:pPr>
             <w:r/>
             <w:r>
@@ -1131,7 +1131,7 @@
           </w:tcPr>
           <w:p>
             <w:pPr>
-              <w:spacing w:after="0"/>
+              <w:spacing w:after="0" w:line="360" w:lineRule="auto"/>
             </w:pPr>
             <w:r/>
             <w:r>
@@ -1153,7 +1153,7 @@
           </w:tcPr>
           <w:p>
             <w:pPr>
-              <w:spacing w:after="0"/>
+              <w:spacing w:after="0" w:line="360" w:lineRule="auto"/>
             </w:pPr>
             <w:r/>
             <w:r>
@@ -1173,7 +1173,7 @@
           </w:tcPr>
           <w:p>
             <w:pPr>
-              <w:spacing w:after="0"/>
+              <w:spacing w:after="0" w:line="360" w:lineRule="auto"/>
             </w:pPr>
             <w:r/>
             <w:r>
@@ -1264,7 +1264,7 @@
           </w:tcPr>
           <w:p>
             <w:pPr>
-              <w:spacing w:after="0"/>
+              <w:spacing w:after="0" w:line="360" w:lineRule="auto"/>
             </w:pPr>
             <w:r/>
             <w:r>
@@ -1285,7 +1285,7 @@
           </w:tcPr>
           <w:p>
             <w:pPr>
-              <w:spacing w:after="0"/>
+              <w:spacing w:after="0" w:line="360" w:lineRule="auto"/>
             </w:pPr>
             <w:r/>
             <w:r>
@@ -1306,7 +1306,7 @@
           </w:tcPr>
           <w:p>
             <w:pPr>
-              <w:spacing w:after="0"/>
+              <w:spacing w:after="0" w:line="360" w:lineRule="auto"/>
             </w:pPr>
             <w:r/>
             <w:r>
@@ -1329,7 +1329,7 @@
           </w:tcPr>
           <w:p>
             <w:pPr>
-              <w:spacing w:after="0"/>
+              <w:spacing w:after="0" w:line="360" w:lineRule="auto"/>
             </w:pPr>
             <w:r/>
             <w:r>
@@ -1349,7 +1349,7 @@
           </w:tcPr>
           <w:p>
             <w:pPr>
-              <w:spacing w:after="0"/>
+              <w:spacing w:after="0" w:line="360" w:lineRule="auto"/>
             </w:pPr>
             <w:r/>
             <w:r>
@@ -1369,7 +1369,7 @@
           </w:tcPr>
           <w:p>
             <w:pPr>
-              <w:spacing w:after="0"/>
+              <w:spacing w:after="0" w:line="360" w:lineRule="auto"/>
             </w:pPr>
             <w:r/>
             <w:r>
@@ -1391,7 +1391,7 @@
           </w:tcPr>
           <w:p>
             <w:pPr>
-              <w:spacing w:after="0"/>
+              <w:spacing w:after="0" w:line="360" w:lineRule="auto"/>
             </w:pPr>
             <w:r/>
             <w:r>
@@ -1411,7 +1411,7 @@
           </w:tcPr>
           <w:p>
             <w:pPr>
-              <w:spacing w:after="0"/>
+              <w:spacing w:after="0" w:line="360" w:lineRule="auto"/>
             </w:pPr>
             <w:r/>
             <w:r>
@@ -1431,7 +1431,7 @@
           </w:tcPr>
           <w:p>
             <w:pPr>
-              <w:spacing w:after="0"/>
+              <w:spacing w:after="0" w:line="360" w:lineRule="auto"/>
             </w:pPr>
             <w:r/>
             <w:r>
@@ -1453,7 +1453,7 @@
           </w:tcPr>
           <w:p>
             <w:pPr>
-              <w:spacing w:after="0"/>
+              <w:spacing w:after="0" w:line="360" w:lineRule="auto"/>
             </w:pPr>
             <w:r/>
             <w:r>
@@ -1473,7 +1473,7 @@
           </w:tcPr>
           <w:p>
             <w:pPr>
-              <w:spacing w:after="0"/>
+              <w:spacing w:after="0" w:line="360" w:lineRule="auto"/>
             </w:pPr>
             <w:r/>
             <w:r>
@@ -1493,7 +1493,7 @@
           </w:tcPr>
           <w:p>
             <w:pPr>
-              <w:spacing w:after="0"/>
+              <w:spacing w:after="0" w:line="360" w:lineRule="auto"/>
             </w:pPr>
             <w:r/>
             <w:r>
@@ -1515,7 +1515,7 @@
           </w:tcPr>
           <w:p>
             <w:pPr>
-              <w:spacing w:after="0"/>
+              <w:spacing w:after="0" w:line="360" w:lineRule="auto"/>
             </w:pPr>
             <w:r/>
             <w:r>
@@ -1535,7 +1535,7 @@
           </w:tcPr>
           <w:p>
             <w:pPr>
-              <w:spacing w:after="0"/>
+              <w:spacing w:after="0" w:line="360" w:lineRule="auto"/>
             </w:pPr>
             <w:r/>
             <w:r>
@@ -1555,7 +1555,7 @@
           </w:tcPr>
           <w:p>
             <w:pPr>
-              <w:spacing w:after="0"/>
+              <w:spacing w:after="0" w:line="360" w:lineRule="auto"/>
             </w:pPr>
             <w:r/>
             <w:r>
@@ -1577,7 +1577,7 @@
           </w:tcPr>
           <w:p>
             <w:pPr>
-              <w:spacing w:after="0"/>
+              <w:spacing w:after="0" w:line="360" w:lineRule="auto"/>
             </w:pPr>
             <w:r/>
             <w:r>
@@ -1597,7 +1597,7 @@
           </w:tcPr>
           <w:p>
             <w:pPr>
-              <w:spacing w:after="0"/>
+              <w:spacing w:after="0" w:line="360" w:lineRule="auto"/>
             </w:pPr>
             <w:r/>
             <w:r>
@@ -1617,7 +1617,7 @@
           </w:tcPr>
           <w:p>
             <w:pPr>
-              <w:spacing w:after="0"/>
+              <w:spacing w:after="0" w:line="360" w:lineRule="auto"/>
             </w:pPr>
             <w:r/>
             <w:r>
@@ -1639,7 +1639,7 @@
           </w:tcPr>
           <w:p>
             <w:pPr>
-              <w:spacing w:after="0"/>
+              <w:spacing w:after="0" w:line="360" w:lineRule="auto"/>
             </w:pPr>
             <w:r/>
             <w:r>
@@ -1659,7 +1659,7 @@
           </w:tcPr>
           <w:p>
             <w:pPr>
-              <w:spacing w:after="0"/>
+              <w:spacing w:after="0" w:line="360" w:lineRule="auto"/>
             </w:pPr>
             <w:r/>
             <w:r>
@@ -1679,7 +1679,7 @@
           </w:tcPr>
           <w:p>
             <w:pPr>
-              <w:spacing w:after="0"/>
+              <w:spacing w:after="0" w:line="360" w:lineRule="auto"/>
             </w:pPr>
             <w:r/>
             <w:r>
@@ -1701,7 +1701,7 @@
           </w:tcPr>
           <w:p>
             <w:pPr>
-              <w:spacing w:after="0"/>
+              <w:spacing w:after="0" w:line="360" w:lineRule="auto"/>
             </w:pPr>
             <w:r/>
             <w:r>
@@ -1721,7 +1721,7 @@
           </w:tcPr>
           <w:p>
             <w:pPr>
-              <w:spacing w:after="0"/>
+              <w:spacing w:after="0" w:line="360" w:lineRule="auto"/>
             </w:pPr>
             <w:r/>
             <w:r>
@@ -1741,7 +1741,7 @@
           </w:tcPr>
           <w:p>
             <w:pPr>
-              <w:spacing w:after="0"/>
+              <w:spacing w:after="0" w:line="360" w:lineRule="auto"/>
             </w:pPr>
             <w:r/>
             <w:r>
@@ -1763,7 +1763,7 @@
           </w:tcPr>
           <w:p>
             <w:pPr>
-              <w:spacing w:after="0"/>
+              <w:spacing w:after="0" w:line="360" w:lineRule="auto"/>
             </w:pPr>
             <w:r/>
             <w:r>
@@ -1783,7 +1783,7 @@
           </w:tcPr>
           <w:p>
             <w:pPr>
-              <w:spacing w:after="0"/>
+              <w:spacing w:after="0" w:line="360" w:lineRule="auto"/>
             </w:pPr>
             <w:r/>
             <w:r>
@@ -1803,7 +1803,7 @@
           </w:tcPr>
           <w:p>
             <w:pPr>
-              <w:spacing w:after="0"/>
+              <w:spacing w:after="0" w:line="360" w:lineRule="auto"/>
             </w:pPr>
             <w:r/>
             <w:r>
@@ -1825,7 +1825,7 @@
           </w:tcPr>
           <w:p>
             <w:pPr>
-              <w:spacing w:after="0"/>
+              <w:spacing w:after="0" w:line="360" w:lineRule="auto"/>
             </w:pPr>
             <w:r/>
             <w:r>
@@ -1845,7 +1845,7 @@
           </w:tcPr>
           <w:p>
             <w:pPr>
-              <w:spacing w:after="0"/>
+              <w:spacing w:after="0" w:line="360" w:lineRule="auto"/>
             </w:pPr>
             <w:r/>
             <w:r>
@@ -1865,7 +1865,7 @@
           </w:tcPr>
           <w:p>
             <w:pPr>
-              <w:spacing w:after="0"/>
+              <w:spacing w:after="0" w:line="360" w:lineRule="auto"/>
             </w:pPr>
             <w:r/>
             <w:r>
@@ -1887,7 +1887,7 @@
           </w:tcPr>
           <w:p>
             <w:pPr>
-              <w:spacing w:after="0"/>
+              <w:spacing w:after="0" w:line="360" w:lineRule="auto"/>
             </w:pPr>
             <w:r/>
             <w:r>
@@ -1907,7 +1907,7 @@
           </w:tcPr>
           <w:p>
             <w:pPr>
-              <w:spacing w:after="0"/>
+              <w:spacing w:after="0" w:line="360" w:lineRule="auto"/>
             </w:pPr>
             <w:r/>
             <w:r>
@@ -1927,7 +1927,7 @@
           </w:tcPr>
           <w:p>
             <w:pPr>
-              <w:spacing w:after="0"/>
+              <w:spacing w:after="0" w:line="360" w:lineRule="auto"/>
             </w:pPr>
             <w:r/>
             <w:r>
@@ -1949,7 +1949,7 @@
           </w:tcPr>
           <w:p>
             <w:pPr>
-              <w:spacing w:after="0"/>
+              <w:spacing w:after="0" w:line="360" w:lineRule="auto"/>
             </w:pPr>
             <w:r/>
             <w:r>
@@ -1969,7 +1969,7 @@
           </w:tcPr>
           <w:p>
             <w:pPr>
-              <w:spacing w:after="0"/>
+              <w:spacing w:after="0" w:line="360" w:lineRule="auto"/>
             </w:pPr>
             <w:r/>
             <w:r>
@@ -1989,7 +1989,7 @@
           </w:tcPr>
           <w:p>
             <w:pPr>
-              <w:spacing w:after="0"/>
+              <w:spacing w:after="0" w:line="360" w:lineRule="auto"/>
             </w:pPr>
             <w:r/>
             <w:r>
@@ -2041,7 +2041,7 @@
           </w:tcPr>
           <w:p>
             <w:pPr>
-              <w:spacing w:after="0"/>
+              <w:spacing w:after="0" w:line="360" w:lineRule="auto"/>
             </w:pPr>
             <w:r/>
             <w:r>
@@ -2062,7 +2062,7 @@
           </w:tcPr>
           <w:p>
             <w:pPr>
-              <w:spacing w:after="0"/>
+              <w:spacing w:after="0" w:line="360" w:lineRule="auto"/>
             </w:pPr>
             <w:r/>
             <w:r>
@@ -2083,7 +2083,7 @@
           </w:tcPr>
           <w:p>
             <w:pPr>
-              <w:spacing w:after="0"/>
+              <w:spacing w:after="0" w:line="360" w:lineRule="auto"/>
             </w:pPr>
             <w:r/>
             <w:r>
@@ -2106,7 +2106,7 @@
           </w:tcPr>
           <w:p>
             <w:pPr>
-              <w:spacing w:after="0"/>
+              <w:spacing w:after="0" w:line="360" w:lineRule="auto"/>
             </w:pPr>
             <w:r/>
             <w:r>
@@ -2126,7 +2126,7 @@
           </w:tcPr>
           <w:p>
             <w:pPr>
-              <w:spacing w:after="0"/>
+              <w:spacing w:after="0" w:line="360" w:lineRule="auto"/>
             </w:pPr>
             <w:r/>
             <w:r>
@@ -2146,7 +2146,7 @@
           </w:tcPr>
           <w:p>
             <w:pPr>
-              <w:spacing w:after="0"/>
+              <w:spacing w:after="0" w:line="360" w:lineRule="auto"/>
             </w:pPr>
             <w:r/>
             <w:r>
@@ -2168,7 +2168,7 @@
           </w:tcPr>
           <w:p>
             <w:pPr>
-              <w:spacing w:after="0"/>
+              <w:spacing w:after="0" w:line="360" w:lineRule="auto"/>
             </w:pPr>
             <w:r/>
             <w:r>
@@ -2188,7 +2188,7 @@
           </w:tcPr>
           <w:p>
             <w:pPr>
-              <w:spacing w:after="0"/>
+              <w:spacing w:after="0" w:line="360" w:lineRule="auto"/>
             </w:pPr>
             <w:r/>
             <w:r>
@@ -2208,7 +2208,7 @@
           </w:tcPr>
           <w:p>
             <w:pPr>
-              <w:spacing w:after="0"/>
+              <w:spacing w:after="0" w:line="360" w:lineRule="auto"/>
             </w:pPr>
             <w:r/>
             <w:r>
@@ -2230,7 +2230,7 @@
           </w:tcPr>
           <w:p>
             <w:pPr>
-              <w:spacing w:after="0"/>
+              <w:spacing w:after="0" w:line="360" w:lineRule="auto"/>
             </w:pPr>
             <w:r/>
             <w:r>
@@ -2250,7 +2250,7 @@
           </w:tcPr>
           <w:p>
             <w:pPr>
-              <w:spacing w:after="0"/>
+              <w:spacing w:after="0" w:line="360" w:lineRule="auto"/>
             </w:pPr>
             <w:r/>
             <w:r>
@@ -2270,7 +2270,7 @@
           </w:tcPr>
           <w:p>
             <w:pPr>
-              <w:spacing w:after="0"/>
+              <w:spacing w:after="0" w:line="360" w:lineRule="auto"/>
             </w:pPr>
             <w:r/>
             <w:r>
@@ -2292,7 +2292,7 @@
           </w:tcPr>
           <w:p>
             <w:pPr>
-              <w:spacing w:after="0"/>
+              <w:spacing w:after="0" w:line="360" w:lineRule="auto"/>
             </w:pPr>
             <w:r/>
             <w:r>
@@ -2312,7 +2312,7 @@
           </w:tcPr>
           <w:p>
             <w:pPr>
-              <w:spacing w:after="0"/>
+              <w:spacing w:after="0" w:line="360" w:lineRule="auto"/>
             </w:pPr>
             <w:r/>
             <w:r>
@@ -2332,7 +2332,7 @@
           </w:tcPr>
           <w:p>
             <w:pPr>
-              <w:spacing w:after="0"/>
+              <w:spacing w:after="0" w:line="360" w:lineRule="auto"/>
             </w:pPr>
             <w:r/>
             <w:r>
@@ -2354,7 +2354,7 @@
           </w:tcPr>
           <w:p>
             <w:pPr>
-              <w:spacing w:after="0"/>
+              <w:spacing w:after="0" w:line="360" w:lineRule="auto"/>
             </w:pPr>
             <w:r/>
             <w:r>
@@ -2374,7 +2374,7 @@
           </w:tcPr>
           <w:p>
             <w:pPr>
-              <w:spacing w:after="0"/>
+              <w:spacing w:after="0" w:line="360" w:lineRule="auto"/>
             </w:pPr>
             <w:r/>
             <w:r>
@@ -2394,7 +2394,7 @@
           </w:tcPr>
           <w:p>
             <w:pPr>
-              <w:spacing w:after="0"/>
+              <w:spacing w:after="0" w:line="360" w:lineRule="auto"/>
             </w:pPr>
             <w:r/>
             <w:r>
@@ -2416,7 +2416,7 @@
           </w:tcPr>
           <w:p>
             <w:pPr>
-              <w:spacing w:after="0"/>
+              <w:spacing w:after="0" w:line="360" w:lineRule="auto"/>
             </w:pPr>
             <w:r/>
             <w:r>
@@ -2436,7 +2436,7 @@
           </w:tcPr>
           <w:p>
             <w:pPr>
-              <w:spacing w:after="0"/>
+              <w:spacing w:after="0" w:line="360" w:lineRule="auto"/>
             </w:pPr>
             <w:r/>
             <w:r>
@@ -2456,7 +2456,7 @@
           </w:tcPr>
           <w:p>
             <w:pPr>
-              <w:spacing w:after="0"/>
+              <w:spacing w:after="0" w:line="360" w:lineRule="auto"/>
             </w:pPr>
             <w:r/>
             <w:r>
@@ -2478,7 +2478,7 @@
           </w:tcPr>
           <w:p>
             <w:pPr>
-              <w:spacing w:after="0"/>
+              <w:spacing w:after="0" w:line="360" w:lineRule="auto"/>
             </w:pPr>
             <w:r/>
             <w:r>
@@ -2498,7 +2498,7 @@
           </w:tcPr>
           <w:p>
             <w:pPr>
-              <w:spacing w:after="0"/>
+              <w:spacing w:after="0" w:line="360" w:lineRule="auto"/>
             </w:pPr>
             <w:r/>
             <w:r>
@@ -2518,7 +2518,7 @@
           </w:tcPr>
           <w:p>
             <w:pPr>
-              <w:spacing w:after="0"/>
+              <w:spacing w:after="0" w:line="360" w:lineRule="auto"/>
             </w:pPr>
             <w:r/>
             <w:r>
@@ -2601,7 +2601,7 @@
           </w:tcPr>
           <w:p>
             <w:pPr>
-              <w:spacing w:after="0"/>
+              <w:spacing w:after="0" w:line="360" w:lineRule="auto"/>
             </w:pPr>
             <w:r/>
             <w:r>
@@ -2622,7 +2622,7 @@
           </w:tcPr>
           <w:p>
             <w:pPr>
-              <w:spacing w:after="0"/>
+              <w:spacing w:after="0" w:line="360" w:lineRule="auto"/>
             </w:pPr>
             <w:r/>
             <w:r>
@@ -2643,7 +2643,7 @@
           </w:tcPr>
           <w:p>
             <w:pPr>
-              <w:spacing w:after="0"/>
+              <w:spacing w:after="0" w:line="360" w:lineRule="auto"/>
             </w:pPr>
             <w:r/>
             <w:r>
@@ -2666,7 +2666,7 @@
           </w:tcPr>
           <w:p>
             <w:pPr>
-              <w:spacing w:after="0"/>
+              <w:spacing w:after="0" w:line="360" w:lineRule="auto"/>
             </w:pPr>
             <w:r/>
             <w:r>
@@ -2686,7 +2686,7 @@
           </w:tcPr>
           <w:p>
             <w:pPr>
-              <w:spacing w:after="0"/>
+              <w:spacing w:after="0" w:line="360" w:lineRule="auto"/>
             </w:pPr>
             <w:r/>
             <w:r>
@@ -2706,7 +2706,7 @@
           </w:tcPr>
           <w:p>
             <w:pPr>
-              <w:spacing w:after="0"/>
+              <w:spacing w:after="0" w:line="360" w:lineRule="auto"/>
             </w:pPr>
             <w:r/>
             <w:r>
@@ -2728,7 +2728,7 @@
           </w:tcPr>
           <w:p>
             <w:pPr>
-              <w:spacing w:after="0"/>
+              <w:spacing w:after="0" w:line="360" w:lineRule="auto"/>
             </w:pPr>
             <w:r/>
             <w:r>
@@ -2748,7 +2748,7 @@
           </w:tcPr>
           <w:p>
             <w:pPr>
-              <w:spacing w:after="0"/>
+              <w:spacing w:after="0" w:line="360" w:lineRule="auto"/>
             </w:pPr>
             <w:r/>
             <w:r>
@@ -2768,7 +2768,7 @@
           </w:tcPr>
           <w:p>
             <w:pPr>
-              <w:spacing w:after="0"/>
+              <w:spacing w:after="0" w:line="360" w:lineRule="auto"/>
             </w:pPr>
             <w:r/>
             <w:r>
@@ -2790,7 +2790,7 @@
           </w:tcPr>
           <w:p>
             <w:pPr>
-              <w:spacing w:after="0"/>
+              <w:spacing w:after="0" w:line="360" w:lineRule="auto"/>
             </w:pPr>
             <w:r/>
             <w:r>
@@ -2810,7 +2810,7 @@
           </w:tcPr>
           <w:p>
             <w:pPr>
-              <w:spacing w:after="0"/>
+              <w:spacing w:after="0" w:line="360" w:lineRule="auto"/>
             </w:pPr>
             <w:r/>
             <w:r>
@@ -2830,7 +2830,7 @@
           </w:tcPr>
           <w:p>
             <w:pPr>
-              <w:spacing w:after="0"/>
+              <w:spacing w:after="0" w:line="360" w:lineRule="auto"/>
             </w:pPr>
             <w:r/>
             <w:r>
@@ -2852,7 +2852,7 @@
           </w:tcPr>
           <w:p>
             <w:pPr>
-              <w:spacing w:after="0"/>
+              <w:spacing w:after="0" w:line="360" w:lineRule="auto"/>
             </w:pPr>
             <w:r/>
             <w:r>
@@ -2872,7 +2872,7 @@
           </w:tcPr>
           <w:p>
             <w:pPr>
-              <w:spacing w:after="0"/>
+              <w:spacing w:after="0" w:line="360" w:lineRule="auto"/>
             </w:pPr>
             <w:r/>
             <w:r>
@@ -2892,7 +2892,7 @@
           </w:tcPr>
           <w:p>
             <w:pPr>
-              <w:spacing w:after="0"/>
+              <w:spacing w:after="0" w:line="360" w:lineRule="auto"/>
             </w:pPr>
             <w:r/>
             <w:r>
@@ -2914,7 +2914,7 @@
           </w:tcPr>
           <w:p>
             <w:pPr>
-              <w:spacing w:after="0"/>
+              <w:spacing w:after="0" w:line="360" w:lineRule="auto"/>
             </w:pPr>
             <w:r/>
             <w:r>
@@ -2934,7 +2934,7 @@
           </w:tcPr>
           <w:p>
             <w:pPr>
-              <w:spacing w:after="0"/>
+              <w:spacing w:after="0" w:line="360" w:lineRule="auto"/>
             </w:pPr>
             <w:r/>
             <w:r>
@@ -2954,7 +2954,7 @@
           </w:tcPr>
           <w:p>
             <w:pPr>
-              <w:spacing w:after="0"/>
+              <w:spacing w:after="0" w:line="360" w:lineRule="auto"/>
             </w:pPr>
             <w:r/>
             <w:r>
@@ -2976,7 +2976,7 @@
           </w:tcPr>
           <w:p>
             <w:pPr>
-              <w:spacing w:after="0"/>
+              <w:spacing w:after="0" w:line="360" w:lineRule="auto"/>
             </w:pPr>
             <w:r/>
             <w:r>
@@ -2996,7 +2996,7 @@
           </w:tcPr>
           <w:p>
             <w:pPr>
-              <w:spacing w:after="0"/>
+              <w:spacing w:after="0" w:line="360" w:lineRule="auto"/>
             </w:pPr>
             <w:r/>
             <w:r>
@@ -3016,7 +3016,7 @@
           </w:tcPr>
           <w:p>
             <w:pPr>
-              <w:spacing w:after="0"/>
+              <w:spacing w:after="0" w:line="360" w:lineRule="auto"/>
             </w:pPr>
             <w:r/>
             <w:r>
@@ -3038,7 +3038,7 @@
           </w:tcPr>
           <w:p>
             <w:pPr>
-              <w:spacing w:after="0"/>
+              <w:spacing w:after="0" w:line="360" w:lineRule="auto"/>
             </w:pPr>
             <w:r/>
             <w:r>
@@ -3058,7 +3058,7 @@
           </w:tcPr>
           <w:p>
             <w:pPr>
-              <w:spacing w:after="0"/>
+              <w:spacing w:after="0" w:line="360" w:lineRule="auto"/>
             </w:pPr>
             <w:r/>
             <w:r>
@@ -3078,7 +3078,7 @@
           </w:tcPr>
           <w:p>
             <w:pPr>
-              <w:spacing w:after="0"/>
+              <w:spacing w:after="0" w:line="360" w:lineRule="auto"/>
             </w:pPr>
             <w:r/>
             <w:r>
@@ -3100,7 +3100,7 @@
           </w:tcPr>
           <w:p>
             <w:pPr>
-              <w:spacing w:after="0"/>
+              <w:spacing w:after="0" w:line="360" w:lineRule="auto"/>
             </w:pPr>
             <w:r/>
             <w:r>
@@ -3120,7 +3120,7 @@
           </w:tcPr>
           <w:p>
             <w:pPr>
-              <w:spacing w:after="0"/>
+              <w:spacing w:after="0" w:line="360" w:lineRule="auto"/>
             </w:pPr>
             <w:r/>
             <w:r>
@@ -3140,7 +3140,7 @@
           </w:tcPr>
           <w:p>
             <w:pPr>
-              <w:spacing w:after="0"/>
+              <w:spacing w:after="0" w:line="360" w:lineRule="auto"/>
             </w:pPr>
             <w:r/>
             <w:r>
@@ -3611,7 +3611,7 @@
     <w:qFormat/>
     <w:rsid w:val="00FC693F"/>
     <w:pPr>
-      <w:spacing w:line="348" w:lineRule="auto" w:after="120"/>
+      <w:spacing w:line="360" w:lineRule="auto" w:after="120"/>
     </w:pPr>
     <w:rPr>
       <w:rFonts w:ascii="宋体" w:hAnsi="宋体" w:eastAsia="宋体"/>
@@ -3677,7 +3677,7 @@
         <w:ilvl w:val="0"/>
         <w:numId w:val="90"/>
       </w:numPr>
-      <w:spacing w:before="480" w:after="0"/>
+      <w:spacing w:before="480" w:after="0" w:line="360" w:lineRule="auto"/>
       <w:outlineLvl w:val="0"/>
     </w:pPr>
     <w:rPr>
@@ -3705,7 +3705,7 @@
         <w:ilvl w:val="1"/>
         <w:numId w:val="90"/>
       </w:numPr>
-      <w:spacing w:before="200" w:after="0"/>
+      <w:spacing w:before="200" w:after="0" w:line="360" w:lineRule="auto"/>
       <w:outlineLvl w:val="1"/>
     </w:pPr>
     <w:rPr>
@@ -3733,7 +3733,7 @@
         <w:ilvl w:val="2"/>
         <w:numId w:val="90"/>
       </w:numPr>
-      <w:spacing w:before="200" w:after="0"/>
+      <w:spacing w:before="200" w:after="0" w:line="360" w:lineRule="auto"/>
       <w:outlineLvl w:val="2"/>
     </w:pPr>
     <w:rPr>
@@ -3975,7 +3975,7 @@
       <w:pBdr>
         <w:bottom w:val="single" w:sz="8" w:space="4" w:color="4F81BD" w:themeColor="accent1"/>
       </w:pBdr>
-      <w:spacing w:after="300" w:line="240" w:lineRule="auto"/>
+      <w:spacing w:after="300" w:line="360" w:lineRule="auto"/>
       <w:contextualSpacing/>
     </w:pPr>
     <w:rPr>
